--- a/klagomål/A 30921-2025 FSC-klagomål.docx
+++ b/klagomål/A 30921-2025 FSC-klagomål.docx
@@ -999,7 +999,7 @@
     <w:r>
       <w:tab/>
       <w:tab/>
-      <w:t>2025-07-08</w:t>
+      <w:t>2025-07-09</w:t>
       <w:br/>
       <w:br/>
     </w:r>

--- a/klagomål/A 30921-2025 FSC-klagomål.docx
+++ b/klagomål/A 30921-2025 FSC-klagomål.docx
@@ -999,7 +999,7 @@
     <w:r>
       <w:tab/>
       <w:tab/>
-      <w:t>2025-07-09</w:t>
+      <w:t>2025-07-11</w:t>
       <w:br/>
       <w:br/>
     </w:r>

--- a/klagomål/A 30921-2025 FSC-klagomål.docx
+++ b/klagomål/A 30921-2025 FSC-klagomål.docx
@@ -999,7 +999,7 @@
     <w:r>
       <w:tab/>
       <w:tab/>
-      <w:t>2025-07-11</w:t>
+      <w:t>2025-07-12</w:t>
       <w:br/>
       <w:br/>
     </w:r>

--- a/klagomål/A 30921-2025 FSC-klagomål.docx
+++ b/klagomål/A 30921-2025 FSC-klagomål.docx
@@ -999,7 +999,7 @@
     <w:r>
       <w:tab/>
       <w:tab/>
-      <w:t>2025-07-12</w:t>
+      <w:t>2025-07-13</w:t>
       <w:br/>
       <w:br/>
     </w:r>

--- a/klagomål/A 30921-2025 FSC-klagomål.docx
+++ b/klagomål/A 30921-2025 FSC-klagomål.docx
@@ -999,7 +999,7 @@
     <w:r>
       <w:tab/>
       <w:tab/>
-      <w:t>2025-07-13</w:t>
+      <w:t>2025-07-14</w:t>
       <w:br/>
       <w:br/>
     </w:r>

--- a/klagomål/A 30921-2025 FSC-klagomål.docx
+++ b/klagomål/A 30921-2025 FSC-klagomål.docx
@@ -999,7 +999,7 @@
     <w:r>
       <w:tab/>
       <w:tab/>
-      <w:t>2025-08-06</w:t>
+      <w:t>2025-08-09</w:t>
       <w:br/>
       <w:br/>
     </w:r>

--- a/klagomål/A 30921-2025 FSC-klagomål.docx
+++ b/klagomål/A 30921-2025 FSC-klagomål.docx
@@ -168,7 +168,7 @@
     </w:p>
     <w:p>
       <w:r>
-        <w:t>Detta dokument behandlar höga naturvärden i avverkningsanmälan A 30921-2025 i Krokoms kommun. Denna avverkningsanmälan inkom 2025-06-24 och omfattar 8,1 ha.</w:t>
+        <w:t>Detta dokument behandlar höga naturvärden i avverkningsanmälan A 30921-2025 i Krokoms kommun. Denna avverkningsanmälan inkom 2025-06-24 09:15:34 och omfattar 8,1 ha.</w:t>
       </w:r>
     </w:p>
     <w:p>

--- a/klagomål/A 30921-2025 FSC-klagomål.docx
+++ b/klagomål/A 30921-2025 FSC-klagomål.docx
@@ -999,7 +999,7 @@
     <w:r>
       <w:tab/>
       <w:tab/>
-      <w:t>2025-08-09</w:t>
+      <w:t>2025-08-10</w:t>
       <w:br/>
       <w:br/>
     </w:r>

--- a/klagomål/A 30921-2025 FSC-klagomål.docx
+++ b/klagomål/A 30921-2025 FSC-klagomål.docx
@@ -999,7 +999,7 @@
     <w:r>
       <w:tab/>
       <w:tab/>
-      <w:t>2025-08-10</w:t>
+      <w:t>2025-08-11</w:t>
       <w:br/>
       <w:br/>
     </w:r>

--- a/klagomål/A 30921-2025 FSC-klagomål.docx
+++ b/klagomål/A 30921-2025 FSC-klagomål.docx
@@ -999,7 +999,7 @@
     <w:r>
       <w:tab/>
       <w:tab/>
-      <w:t>2025-08-11</w:t>
+      <w:t>2025-08-12</w:t>
       <w:br/>
       <w:br/>
     </w:r>

--- a/klagomål/A 30921-2025 FSC-klagomål.docx
+++ b/klagomål/A 30921-2025 FSC-klagomål.docx
@@ -999,7 +999,7 @@
     <w:r>
       <w:tab/>
       <w:tab/>
-      <w:t>2025-08-12</w:t>
+      <w:t>2025-08-13</w:t>
       <w:br/>
       <w:br/>
     </w:r>

--- a/klagomål/A 30921-2025 FSC-klagomål.docx
+++ b/klagomål/A 30921-2025 FSC-klagomål.docx
@@ -999,7 +999,7 @@
     <w:r>
       <w:tab/>
       <w:tab/>
-      <w:t>2025-08-13</w:t>
+      <w:t>2025-08-14</w:t>
       <w:br/>
       <w:br/>
     </w:r>

--- a/klagomål/A 30921-2025 FSC-klagomål.docx
+++ b/klagomål/A 30921-2025 FSC-klagomål.docx
@@ -999,7 +999,7 @@
     <w:r>
       <w:tab/>
       <w:tab/>
-      <w:t>2025-08-14</w:t>
+      <w:t>2025-08-15</w:t>
       <w:br/>
       <w:br/>
     </w:r>

--- a/klagomål/A 30921-2025 FSC-klagomål.docx
+++ b/klagomål/A 30921-2025 FSC-klagomål.docx
@@ -999,7 +999,7 @@
     <w:r>
       <w:tab/>
       <w:tab/>
-      <w:t>2025-08-15</w:t>
+      <w:t>2025-08-16</w:t>
       <w:br/>
       <w:br/>
     </w:r>

--- a/klagomål/A 30921-2025 FSC-klagomål.docx
+++ b/klagomål/A 30921-2025 FSC-klagomål.docx
@@ -999,7 +999,7 @@
     <w:r>
       <w:tab/>
       <w:tab/>
-      <w:t>2025-08-16</w:t>
+      <w:t>2025-08-17</w:t>
       <w:br/>
       <w:br/>
     </w:r>

--- a/klagomål/A 30921-2025 FSC-klagomål.docx
+++ b/klagomål/A 30921-2025 FSC-klagomål.docx
@@ -999,7 +999,7 @@
     <w:r>
       <w:tab/>
       <w:tab/>
-      <w:t>2025-08-17</w:t>
+      <w:t>2025-08-18</w:t>
       <w:br/>
       <w:br/>
     </w:r>

--- a/klagomål/A 30921-2025 FSC-klagomål.docx
+++ b/klagomål/A 30921-2025 FSC-klagomål.docx
@@ -999,7 +999,7 @@
     <w:r>
       <w:tab/>
       <w:tab/>
-      <w:t>2025-08-18</w:t>
+      <w:t>2025-08-19</w:t>
       <w:br/>
       <w:br/>
     </w:r>

--- a/klagomål/A 30921-2025 FSC-klagomål.docx
+++ b/klagomål/A 30921-2025 FSC-klagomål.docx
@@ -999,7 +999,7 @@
     <w:r>
       <w:tab/>
       <w:tab/>
-      <w:t>2025-08-19</w:t>
+      <w:t>2025-08-20</w:t>
       <w:br/>
       <w:br/>
     </w:r>

--- a/klagomål/A 30921-2025 FSC-klagomål.docx
+++ b/klagomål/A 30921-2025 FSC-klagomål.docx
@@ -999,7 +999,7 @@
     <w:r>
       <w:tab/>
       <w:tab/>
-      <w:t>2025-08-20</w:t>
+      <w:t>2025-08-21</w:t>
       <w:br/>
       <w:br/>
     </w:r>

--- a/klagomål/A 30921-2025 FSC-klagomål.docx
+++ b/klagomål/A 30921-2025 FSC-klagomål.docx
@@ -999,7 +999,7 @@
     <w:r>
       <w:tab/>
       <w:tab/>
-      <w:t>2025-08-21</w:t>
+      <w:t>2025-08-22</w:t>
       <w:br/>
       <w:br/>
     </w:r>

--- a/klagomål/A 30921-2025 FSC-klagomål.docx
+++ b/klagomål/A 30921-2025 FSC-klagomål.docx
@@ -999,7 +999,7 @@
     <w:r>
       <w:tab/>
       <w:tab/>
-      <w:t>2025-08-22</w:t>
+      <w:t>2025-08-23</w:t>
       <w:br/>
       <w:br/>
     </w:r>

--- a/klagomål/A 30921-2025 FSC-klagomål.docx
+++ b/klagomål/A 30921-2025 FSC-klagomål.docx
@@ -999,7 +999,7 @@
     <w:r>
       <w:tab/>
       <w:tab/>
-      <w:t>2025-08-23</w:t>
+      <w:t>2025-08-24</w:t>
       <w:br/>
       <w:br/>
     </w:r>

--- a/klagomål/A 30921-2025 FSC-klagomål.docx
+++ b/klagomål/A 30921-2025 FSC-klagomål.docx
@@ -999,7 +999,7 @@
     <w:r>
       <w:tab/>
       <w:tab/>
-      <w:t>2025-08-24</w:t>
+      <w:t>2025-08-25</w:t>
       <w:br/>
       <w:br/>
     </w:r>

--- a/klagomål/A 30921-2025 FSC-klagomål.docx
+++ b/klagomål/A 30921-2025 FSC-klagomål.docx
@@ -999,7 +999,7 @@
     <w:r>
       <w:tab/>
       <w:tab/>
-      <w:t>2025-08-25</w:t>
+      <w:t>2025-08-26</w:t>
       <w:br/>
       <w:br/>
     </w:r>

--- a/klagomål/A 30921-2025 FSC-klagomål.docx
+++ b/klagomål/A 30921-2025 FSC-klagomål.docx
@@ -999,7 +999,7 @@
     <w:r>
       <w:tab/>
       <w:tab/>
-      <w:t>2025-08-26</w:t>
+      <w:t>2025-08-30</w:t>
       <w:br/>
       <w:br/>
     </w:r>

--- a/klagomål/A 30921-2025 FSC-klagomål.docx
+++ b/klagomål/A 30921-2025 FSC-klagomål.docx
@@ -999,7 +999,7 @@
     <w:r>
       <w:tab/>
       <w:tab/>
-      <w:t>2025-08-30</w:t>
+      <w:t>2025-08-31</w:t>
       <w:br/>
       <w:br/>
     </w:r>

--- a/klagomål/A 30921-2025 FSC-klagomål.docx
+++ b/klagomål/A 30921-2025 FSC-klagomål.docx
@@ -999,7 +999,7 @@
     <w:r>
       <w:tab/>
       <w:tab/>
-      <w:t>2025-08-31</w:t>
+      <w:t>2025-09-01</w:t>
       <w:br/>
       <w:br/>
     </w:r>

--- a/klagomål/A 30921-2025 FSC-klagomål.docx
+++ b/klagomål/A 30921-2025 FSC-klagomål.docx
@@ -999,7 +999,7 @@
     <w:r>
       <w:tab/>
       <w:tab/>
-      <w:t>2025-09-01</w:t>
+      <w:t>2025-09-04</w:t>
       <w:br/>
       <w:br/>
     </w:r>

--- a/klagomål/A 30921-2025 FSC-klagomål.docx
+++ b/klagomål/A 30921-2025 FSC-klagomål.docx
@@ -999,7 +999,7 @@
     <w:r>
       <w:tab/>
       <w:tab/>
-      <w:t>2025-09-04</w:t>
+      <w:t>2025-09-05</w:t>
       <w:br/>
       <w:br/>
     </w:r>

--- a/klagomål/A 30921-2025 FSC-klagomål.docx
+++ b/klagomål/A 30921-2025 FSC-klagomål.docx
@@ -999,7 +999,7 @@
     <w:r>
       <w:tab/>
       <w:tab/>
-      <w:t>2025-09-05</w:t>
+      <w:t>2025-09-07</w:t>
       <w:br/>
       <w:br/>
     </w:r>

--- a/klagomål/A 30921-2025 FSC-klagomål.docx
+++ b/klagomål/A 30921-2025 FSC-klagomål.docx
@@ -999,7 +999,7 @@
     <w:r>
       <w:tab/>
       <w:tab/>
-      <w:t>2025-09-07</w:t>
+      <w:t>2025-09-08</w:t>
       <w:br/>
       <w:br/>
     </w:r>

--- a/klagomål/A 30921-2025 FSC-klagomål.docx
+++ b/klagomål/A 30921-2025 FSC-klagomål.docx
@@ -999,7 +999,7 @@
     <w:r>
       <w:tab/>
       <w:tab/>
-      <w:t>2025-09-08</w:t>
+      <w:t>2025-09-10</w:t>
       <w:br/>
       <w:br/>
     </w:r>

--- a/klagomål/A 30921-2025 FSC-klagomål.docx
+++ b/klagomål/A 30921-2025 FSC-klagomål.docx
@@ -999,7 +999,7 @@
     <w:r>
       <w:tab/>
       <w:tab/>
-      <w:t>2025-09-10</w:t>
+      <w:t>2025-09-11</w:t>
       <w:br/>
       <w:br/>
     </w:r>

--- a/klagomål/A 30921-2025 FSC-klagomål.docx
+++ b/klagomål/A 30921-2025 FSC-klagomål.docx
@@ -999,7 +999,7 @@
     <w:r>
       <w:tab/>
       <w:tab/>
-      <w:t>2025-09-11</w:t>
+      <w:t>2025-09-12</w:t>
       <w:br/>
       <w:br/>
     </w:r>

--- a/klagomål/A 30921-2025 FSC-klagomål.docx
+++ b/klagomål/A 30921-2025 FSC-klagomål.docx
@@ -999,7 +999,7 @@
     <w:r>
       <w:tab/>
       <w:tab/>
-      <w:t>2025-09-12</w:t>
+      <w:t>2025-09-13</w:t>
       <w:br/>
       <w:br/>
     </w:r>

--- a/klagomål/A 30921-2025 FSC-klagomål.docx
+++ b/klagomål/A 30921-2025 FSC-klagomål.docx
@@ -999,7 +999,7 @@
     <w:r>
       <w:tab/>
       <w:tab/>
-      <w:t>2025-09-13</w:t>
+      <w:t>2025-09-14</w:t>
       <w:br/>
       <w:br/>
     </w:r>

--- a/klagomål/A 30921-2025 FSC-klagomål.docx
+++ b/klagomål/A 30921-2025 FSC-klagomål.docx
@@ -999,7 +999,7 @@
     <w:r>
       <w:tab/>
       <w:tab/>
-      <w:t>2025-09-14</w:t>
+      <w:t>2025-09-15</w:t>
       <w:br/>
       <w:br/>
     </w:r>

--- a/klagomål/A 30921-2025 FSC-klagomål.docx
+++ b/klagomål/A 30921-2025 FSC-klagomål.docx
@@ -999,7 +999,7 @@
     <w:r>
       <w:tab/>
       <w:tab/>
-      <w:t>2025-09-15</w:t>
+      <w:t>2025-09-16</w:t>
       <w:br/>
       <w:br/>
     </w:r>

--- a/klagomål/A 30921-2025 FSC-klagomål.docx
+++ b/klagomål/A 30921-2025 FSC-klagomål.docx
@@ -999,7 +999,7 @@
     <w:r>
       <w:tab/>
       <w:tab/>
-      <w:t>2025-09-16</w:t>
+      <w:t>2025-09-17</w:t>
       <w:br/>
       <w:br/>
     </w:r>

--- a/klagomål/A 30921-2025 FSC-klagomål.docx
+++ b/klagomål/A 30921-2025 FSC-klagomål.docx
@@ -999,7 +999,7 @@
     <w:r>
       <w:tab/>
       <w:tab/>
-      <w:t>2025-09-17</w:t>
+      <w:t>2025-09-18</w:t>
       <w:br/>
       <w:br/>
     </w:r>

--- a/klagomål/A 30921-2025 FSC-klagomål.docx
+++ b/klagomål/A 30921-2025 FSC-klagomål.docx
@@ -168,7 +168,7 @@
     </w:p>
     <w:p>
       <w:r>
-        <w:t>Detta dokument behandlar höga naturvärden i avverkningsanmälan A 30921-2025 i Krokoms kommun. Denna avverkningsanmälan inkom 2025-06-24 09:15:34 och omfattar 8,1 ha.</w:t>
+        <w:t>Detta dokument behandlar höga naturvärden i avverkningsanmälan A 30921-2025 i Krokoms kommun. Denna avverkningsanmälan inkom 2025-06-24 00:00:00 och omfattar 8,1 ha.</w:t>
       </w:r>
     </w:p>
     <w:p>
@@ -999,7 +999,7 @@
     <w:r>
       <w:tab/>
       <w:tab/>
-      <w:t>2025-09-18</w:t>
+      <w:t>2025-09-22</w:t>
       <w:br/>
       <w:br/>
     </w:r>

--- a/klagomål/A 30921-2025 FSC-klagomål.docx
+++ b/klagomål/A 30921-2025 FSC-klagomål.docx
@@ -999,7 +999,7 @@
     <w:r>
       <w:tab/>
       <w:tab/>
-      <w:t>2025-09-22</w:t>
+      <w:t>2025-09-23</w:t>
       <w:br/>
       <w:br/>
     </w:r>

--- a/klagomål/A 30921-2025 FSC-klagomål.docx
+++ b/klagomål/A 30921-2025 FSC-klagomål.docx
@@ -999,7 +999,7 @@
     <w:r>
       <w:tab/>
       <w:tab/>
-      <w:t>2025-09-23</w:t>
+      <w:t>2025-09-24</w:t>
       <w:br/>
       <w:br/>
     </w:r>

--- a/klagomål/A 30921-2025 FSC-klagomål.docx
+++ b/klagomål/A 30921-2025 FSC-klagomål.docx
@@ -999,7 +999,7 @@
     <w:r>
       <w:tab/>
       <w:tab/>
-      <w:t>2025-09-24</w:t>
+      <w:t>2025-09-25</w:t>
       <w:br/>
       <w:br/>
     </w:r>

--- a/klagomål/A 30921-2025 FSC-klagomål.docx
+++ b/klagomål/A 30921-2025 FSC-klagomål.docx
@@ -999,7 +999,7 @@
     <w:r>
       <w:tab/>
       <w:tab/>
-      <w:t>2025-09-25</w:t>
+      <w:t>2025-09-26</w:t>
       <w:br/>
       <w:br/>
     </w:r>

--- a/klagomål/A 30921-2025 FSC-klagomål.docx
+++ b/klagomål/A 30921-2025 FSC-klagomål.docx
@@ -999,7 +999,7 @@
     <w:r>
       <w:tab/>
       <w:tab/>
-      <w:t>2025-09-26</w:t>
+      <w:t>2025-09-27</w:t>
       <w:br/>
       <w:br/>
     </w:r>

--- a/klagomål/A 30921-2025 FSC-klagomål.docx
+++ b/klagomål/A 30921-2025 FSC-klagomål.docx
@@ -999,7 +999,7 @@
     <w:r>
       <w:tab/>
       <w:tab/>
-      <w:t>2025-09-27</w:t>
+      <w:t>2025-09-28</w:t>
       <w:br/>
       <w:br/>
     </w:r>

--- a/klagomål/A 30921-2025 FSC-klagomål.docx
+++ b/klagomål/A 30921-2025 FSC-klagomål.docx
@@ -999,7 +999,7 @@
     <w:r>
       <w:tab/>
       <w:tab/>
-      <w:t>2025-09-28</w:t>
+      <w:t>2025-09-29</w:t>
       <w:br/>
       <w:br/>
     </w:r>

--- a/klagomål/A 30921-2025 FSC-klagomål.docx
+++ b/klagomål/A 30921-2025 FSC-klagomål.docx
@@ -999,7 +999,7 @@
     <w:r>
       <w:tab/>
       <w:tab/>
-      <w:t>2025-09-29</w:t>
+      <w:t>2025-09-30</w:t>
       <w:br/>
       <w:br/>
     </w:r>

--- a/klagomål/A 30921-2025 FSC-klagomål.docx
+++ b/klagomål/A 30921-2025 FSC-klagomål.docx
@@ -999,7 +999,7 @@
     <w:r>
       <w:tab/>
       <w:tab/>
-      <w:t>2025-09-30</w:t>
+      <w:t>2025-10-01</w:t>
       <w:br/>
       <w:br/>
     </w:r>

--- a/klagomål/A 30921-2025 FSC-klagomål.docx
+++ b/klagomål/A 30921-2025 FSC-klagomål.docx
@@ -999,7 +999,7 @@
     <w:r>
       <w:tab/>
       <w:tab/>
-      <w:t>2025-10-01</w:t>
+      <w:t>2025-10-02</w:t>
       <w:br/>
       <w:br/>
     </w:r>

--- a/klagomål/A 30921-2025 FSC-klagomål.docx
+++ b/klagomål/A 30921-2025 FSC-klagomål.docx
@@ -999,7 +999,7 @@
     <w:r>
       <w:tab/>
       <w:tab/>
-      <w:t>2025-10-02</w:t>
+      <w:t>2025-10-03</w:t>
       <w:br/>
       <w:br/>
     </w:r>

--- a/klagomål/A 30921-2025 FSC-klagomål.docx
+++ b/klagomål/A 30921-2025 FSC-klagomål.docx
@@ -999,7 +999,7 @@
     <w:r>
       <w:tab/>
       <w:tab/>
-      <w:t>2025-10-03</w:t>
+      <w:t>2025-10-04</w:t>
       <w:br/>
       <w:br/>
     </w:r>

--- a/klagomål/A 30921-2025 FSC-klagomål.docx
+++ b/klagomål/A 30921-2025 FSC-klagomål.docx
@@ -999,7 +999,7 @@
     <w:r>
       <w:tab/>
       <w:tab/>
-      <w:t>2025-10-04</w:t>
+      <w:t>2025-10-05</w:t>
       <w:br/>
       <w:br/>
     </w:r>

--- a/klagomål/A 30921-2025 FSC-klagomål.docx
+++ b/klagomål/A 30921-2025 FSC-klagomål.docx
@@ -999,7 +999,7 @@
     <w:r>
       <w:tab/>
       <w:tab/>
-      <w:t>2025-10-05</w:t>
+      <w:t>2025-10-06</w:t>
       <w:br/>
       <w:br/>
     </w:r>

--- a/klagomål/A 30921-2025 FSC-klagomål.docx
+++ b/klagomål/A 30921-2025 FSC-klagomål.docx
@@ -999,7 +999,7 @@
     <w:r>
       <w:tab/>
       <w:tab/>
-      <w:t>2025-10-06</w:t>
+      <w:t>2025-10-07</w:t>
       <w:br/>
       <w:br/>
     </w:r>

--- a/klagomål/A 30921-2025 FSC-klagomål.docx
+++ b/klagomål/A 30921-2025 FSC-klagomål.docx
@@ -999,7 +999,7 @@
     <w:r>
       <w:tab/>
       <w:tab/>
-      <w:t>2025-10-07</w:t>
+      <w:t>2025-10-08</w:t>
       <w:br/>
       <w:br/>
     </w:r>

--- a/klagomål/A 30921-2025 FSC-klagomål.docx
+++ b/klagomål/A 30921-2025 FSC-klagomål.docx
@@ -999,7 +999,7 @@
     <w:r>
       <w:tab/>
       <w:tab/>
-      <w:t>2025-10-08</w:t>
+      <w:t>2025-10-09</w:t>
       <w:br/>
       <w:br/>
     </w:r>

--- a/klagomål/A 30921-2025 FSC-klagomål.docx
+++ b/klagomål/A 30921-2025 FSC-klagomål.docx
@@ -999,7 +999,7 @@
     <w:r>
       <w:tab/>
       <w:tab/>
-      <w:t>2025-10-09</w:t>
+      <w:t>2025-10-10</w:t>
       <w:br/>
       <w:br/>
     </w:r>

--- a/klagomål/A 30921-2025 FSC-klagomål.docx
+++ b/klagomål/A 30921-2025 FSC-klagomål.docx
@@ -999,7 +999,7 @@
     <w:r>
       <w:tab/>
       <w:tab/>
-      <w:t>2025-10-10</w:t>
+      <w:t>2025-10-11</w:t>
       <w:br/>
       <w:br/>
     </w:r>

--- a/klagomål/A 30921-2025 FSC-klagomål.docx
+++ b/klagomål/A 30921-2025 FSC-klagomål.docx
@@ -999,7 +999,7 @@
     <w:r>
       <w:tab/>
       <w:tab/>
-      <w:t>2025-10-16</w:t>
+      <w:t>2025-10-17</w:t>
       <w:br/>
       <w:br/>
     </w:r>

--- a/klagomål/A 30921-2025 FSC-klagomål.docx
+++ b/klagomål/A 30921-2025 FSC-klagomål.docx
@@ -999,7 +999,7 @@
     <w:r>
       <w:tab/>
       <w:tab/>
-      <w:t>2025-10-17</w:t>
+      <w:t>2025-10-18</w:t>
       <w:br/>
       <w:br/>
     </w:r>

--- a/klagomål/A 30921-2025 FSC-klagomål.docx
+++ b/klagomål/A 30921-2025 FSC-klagomål.docx
@@ -999,7 +999,7 @@
     <w:r>
       <w:tab/>
       <w:tab/>
-      <w:t>2025-10-18</w:t>
+      <w:t>2025-10-19</w:t>
       <w:br/>
       <w:br/>
     </w:r>

--- a/klagomål/A 30921-2025 FSC-klagomål.docx
+++ b/klagomål/A 30921-2025 FSC-klagomål.docx
@@ -999,7 +999,7 @@
     <w:r>
       <w:tab/>
       <w:tab/>
-      <w:t>2025-10-19</w:t>
+      <w:t>2025-10-20</w:t>
       <w:br/>
       <w:br/>
     </w:r>

--- a/klagomål/A 30921-2025 FSC-klagomål.docx
+++ b/klagomål/A 30921-2025 FSC-klagomål.docx
@@ -999,7 +999,7 @@
     <w:r>
       <w:tab/>
       <w:tab/>
-      <w:t>2025-10-20</w:t>
+      <w:t>2025-10-21</w:t>
       <w:br/>
       <w:br/>
     </w:r>

--- a/klagomål/A 30921-2025 FSC-klagomål.docx
+++ b/klagomål/A 30921-2025 FSC-klagomål.docx
@@ -999,7 +999,7 @@
     <w:r>
       <w:tab/>
       <w:tab/>
-      <w:t>2025-10-21</w:t>
+      <w:t>2025-10-22</w:t>
       <w:br/>
       <w:br/>
     </w:r>

--- a/klagomål/A 30921-2025 FSC-klagomål.docx
+++ b/klagomål/A 30921-2025 FSC-klagomål.docx
@@ -999,7 +999,7 @@
     <w:r>
       <w:tab/>
       <w:tab/>
-      <w:t>2025-10-22</w:t>
+      <w:t>2025-10-23</w:t>
       <w:br/>
       <w:br/>
     </w:r>

--- a/klagomål/A 30921-2025 FSC-klagomål.docx
+++ b/klagomål/A 30921-2025 FSC-klagomål.docx
@@ -999,7 +999,7 @@
     <w:r>
       <w:tab/>
       <w:tab/>
-      <w:t>2025-10-23</w:t>
+      <w:t>2025-10-24</w:t>
       <w:br/>
       <w:br/>
     </w:r>

--- a/klagomål/A 30921-2025 FSC-klagomål.docx
+++ b/klagomål/A 30921-2025 FSC-klagomål.docx
@@ -999,7 +999,7 @@
     <w:r>
       <w:tab/>
       <w:tab/>
-      <w:t>2025-10-24</w:t>
+      <w:t>2025-10-25</w:t>
       <w:br/>
       <w:br/>
     </w:r>

--- a/klagomål/A 30921-2025 FSC-klagomål.docx
+++ b/klagomål/A 30921-2025 FSC-klagomål.docx
@@ -999,7 +999,7 @@
     <w:r>
       <w:tab/>
       <w:tab/>
-      <w:t>2025-10-25</w:t>
+      <w:t>2025-10-26</w:t>
       <w:br/>
       <w:br/>
     </w:r>

--- a/klagomål/A 30921-2025 FSC-klagomål.docx
+++ b/klagomål/A 30921-2025 FSC-klagomål.docx
@@ -999,7 +999,7 @@
     <w:r>
       <w:tab/>
       <w:tab/>
-      <w:t>2025-10-26</w:t>
+      <w:t>2025-10-27</w:t>
       <w:br/>
       <w:br/>
     </w:r>

--- a/klagomål/A 30921-2025 FSC-klagomål.docx
+++ b/klagomål/A 30921-2025 FSC-klagomål.docx
@@ -999,7 +999,7 @@
     <w:r>
       <w:tab/>
       <w:tab/>
-      <w:t>2025-10-27</w:t>
+      <w:t>2025-10-28</w:t>
       <w:br/>
       <w:br/>
     </w:r>

--- a/klagomål/A 30921-2025 FSC-klagomål.docx
+++ b/klagomål/A 30921-2025 FSC-klagomål.docx
@@ -999,7 +999,7 @@
     <w:r>
       <w:tab/>
       <w:tab/>
-      <w:t>2025-10-28</w:t>
+      <w:t>2025-10-29</w:t>
       <w:br/>
       <w:br/>
     </w:r>

--- a/klagomål/A 30921-2025 FSC-klagomål.docx
+++ b/klagomål/A 30921-2025 FSC-klagomål.docx
@@ -999,7 +999,7 @@
     <w:r>
       <w:tab/>
       <w:tab/>
-      <w:t>2025-10-29</w:t>
+      <w:t>2025-10-30</w:t>
       <w:br/>
       <w:br/>
     </w:r>

--- a/klagomål/A 30921-2025 FSC-klagomål.docx
+++ b/klagomål/A 30921-2025 FSC-klagomål.docx
@@ -999,7 +999,7 @@
     <w:r>
       <w:tab/>
       <w:tab/>
-      <w:t>2025-10-30</w:t>
+      <w:t>2025-10-31</w:t>
       <w:br/>
       <w:br/>
     </w:r>

--- a/klagomål/A 30921-2025 FSC-klagomål.docx
+++ b/klagomål/A 30921-2025 FSC-klagomål.docx
@@ -999,7 +999,7 @@
     <w:r>
       <w:tab/>
       <w:tab/>
-      <w:t>2025-10-31</w:t>
+      <w:t>2025-11-01</w:t>
       <w:br/>
       <w:br/>
     </w:r>

--- a/klagomål/A 30921-2025 FSC-klagomål.docx
+++ b/klagomål/A 30921-2025 FSC-klagomål.docx
@@ -999,7 +999,7 @@
     <w:r>
       <w:tab/>
       <w:tab/>
-      <w:t>2025-11-01</w:t>
+      <w:t>2025-11-02</w:t>
       <w:br/>
       <w:br/>
     </w:r>

--- a/klagomål/A 30921-2025 FSC-klagomål.docx
+++ b/klagomål/A 30921-2025 FSC-klagomål.docx
@@ -999,7 +999,7 @@
     <w:r>
       <w:tab/>
       <w:tab/>
-      <w:t>2025-11-02</w:t>
+      <w:t>2025-11-03</w:t>
       <w:br/>
       <w:br/>
     </w:r>

--- a/klagomål/A 30921-2025 FSC-klagomål.docx
+++ b/klagomål/A 30921-2025 FSC-klagomål.docx
@@ -999,7 +999,7 @@
     <w:r>
       <w:tab/>
       <w:tab/>
-      <w:t>2025-11-03</w:t>
+      <w:t>2025-11-04</w:t>
       <w:br/>
       <w:br/>
     </w:r>

--- a/klagomål/A 30921-2025 FSC-klagomål.docx
+++ b/klagomål/A 30921-2025 FSC-klagomål.docx
@@ -999,7 +999,7 @@
     <w:r>
       <w:tab/>
       <w:tab/>
-      <w:t>2025-11-04</w:t>
+      <w:t>2025-11-05</w:t>
       <w:br/>
       <w:br/>
     </w:r>

--- a/klagomål/A 30921-2025 FSC-klagomål.docx
+++ b/klagomål/A 30921-2025 FSC-klagomål.docx
@@ -999,7 +999,7 @@
     <w:r>
       <w:tab/>
       <w:tab/>
-      <w:t>2025-11-05</w:t>
+      <w:t>2025-11-06</w:t>
       <w:br/>
       <w:br/>
     </w:r>

--- a/klagomål/A 30921-2025 FSC-klagomål.docx
+++ b/klagomål/A 30921-2025 FSC-klagomål.docx
@@ -173,7 +173,7 @@
     </w:p>
     <w:p>
       <w:r>
-        <w:t>Nedan presenteras fynd av naturvårdsarter och fridlysta arter som gjorts i det avverkningsanmälda området, samt relevanta utdrag ur standarderna för FSC, Chain of Custody, Controlled Wood och PEFC. I BILAGA 1 finns artfakta om fridlysta arter.</w:t>
+        <w:t>Nedan presenteras fynd av naturvårdsarter och fridlysta arter som gjorts i det avverkningsanmälda området, samt relevanta utdrag ur standarderna för FSC, Chain of Custody, Controlled Wood och PEFC. I BILAGA 1 finns artfakta om fridlysta och rödlistade arter.</w:t>
       </w:r>
     </w:p>
     <w:p>
@@ -191,7 +191,7 @@
     </w:p>
     <w:p>
       <w:r>
-        <w:t>I avverkningsanmälan har följande 6 naturvårdsarter hittats: doftskinn (NT), granticka (NT), gränsticka (NT), spillkråka (NT, §4), tretåig hackspett (NT, §4) och ullticka (NT). Av dessa är 6 rödlistade. För rödlistade arter har rödlistekategorin angivits inom parentes. För fridlysta arter anges även paragrafen i Artskyddsförordningen som arten är fridlyst enligt.</w:t>
+        <w:t>I avverkningsanmälan har följande 12 naturvårdsarter hittats: taggfingersvamp (VU), doftskinn (NT), garnlav (NT), granticka (NT), gränsticka (NT), lunglav (NT), skrovellav (NT), spillkråka (NT, §4), tretåig hackspett (NT, §4), ullticka (NT), vitgrynig nållav (NT) och diskvaxskivling (S). Av dessa är 11 rödlistade. För rödlistade arter har rödlistekategorin angivits inom parentes. Arter som är signalarter enligt Skogsstyrelsen har markerats med (S). För fridlysta arter anges även paragrafen i Artskyddsförordningen som arten är fridlyst enligt.</w:t>
       </w:r>
     </w:p>
     <w:p>
@@ -262,6 +262,17 @@
         <w:rPr>
           <w:b/>
         </w:rPr>
+        <w:t>Garnlav (NT)</w:t>
+      </w:r>
+      <w:r>
+        <w:t xml:space="preserve"> är en utpräglad barrskogsart som ibland kan drapera träden i norrländska grannaturskogar med hög luftfuktighet. Den förekommer även i talldominerade bestånd där den, förutom i trädens grenverk, påträffas hängande över ojämnheter i tallbarken. Arten har minskat starkt i södra och mellersta Sverige och den minskar även i sitt nordliga utbredningsområde. Orsaken till tillbakagången beror främst på slutavverkningar av naturskogsartade skogar. Bestånd med riklig förekomst bör regelmässigt sparas. Garnlav är värdväxt för den mycket sällsynta och akut hotade fjärilen barrskogslavfly (CR) som hör hemma i boreala barrskogar med riklig förekomst av värdväxten. Tidigare kunde arten konstateras årligen på flera platser vid Dala-Floda i Dalarna innan lokalerna kalavverkades. Senaste fyndet i landet av barrskogslavfly är från år 2000 då den påträffades vid Högberget i Sollefteå kommun (SLU Artdatabanken, 2024).</w:t>
+      </w:r>
+    </w:p>
+    <w:p>
+      <w:r>
+        <w:rPr>
+          <w:b/>
+        </w:rPr>
         <w:t>Granticka (NT)</w:t>
       </w:r>
       <w:r>
@@ -284,6 +295,66 @@
         <w:rPr>
           <w:b/>
         </w:rPr>
+        <w:t>Lunglav (NT)</w:t>
+      </w:r>
+      <w:r>
+        <w:t xml:space="preserve"> är en av vårt lands främsta signalarter som överallt indikerar gamla lövträd, skogsbestånd med höga naturvärden och ekosystem med lång skoglig kontinuitet. Lokalt kan förekomsten vara mycket riklig men den hittas nästan enbart i gamla och ej slutavverkade skogar. Artens samtliga förekomster bör uppmärksammas från naturvårdssynpunkt, då många lokaler även hyser andra ovanliga och rödlistade arter. Rikliga förekomster bör skyddas med biotopskydd, frivilliga avsättningar eller reservat. Det finns ett antal sällsynta lavparasiter som växer på lunglav: lunglavsknapp (VU), skrovelmössing (DD), lunglavshårprick (DD), </w:t>
+      </w:r>
+      <w:r>
+        <w:rPr>
+          <w:i/>
+        </w:rPr>
+        <w:t>Calycina alstrupii</w:t>
+      </w:r>
+      <w:r>
+        <w:t xml:space="preserve"> (NA) och </w:t>
+      </w:r>
+      <w:r>
+        <w:rPr>
+          <w:i/>
+        </w:rPr>
+        <w:t>Chalara lobariae</w:t>
+      </w:r>
+      <w:r>
+        <w:t xml:space="preserve"> (NA) (SLU Artdatabanken, 2025; SLU Artdatabanken, 2024; Nitare &amp; Skogsstyrelsen, 2019).</w:t>
+      </w:r>
+    </w:p>
+    <w:p>
+      <w:r>
+        <w:rPr>
+          <w:b/>
+        </w:rPr>
+        <w:t>Skrovellav (NT)</w:t>
+      </w:r>
+      <w:r>
+        <w:t xml:space="preserve"> växer på gamla lövträd och på klippor i gamla skogar med hög och jämn luftfuktighet. Slutavverkning av kontinuitetsskog utgör det största hotet och lavens fortsatta förekomst bör säkerställas genom att lokaler med äldre skog skyddas. I områden med mycket hög luftfuktighet kan man på bålen av skrovellav finna en sällsynt parasitsvamp med rödbruna apothecier, skrovellavsknapp </w:t>
+      </w:r>
+      <w:r>
+        <w:rPr>
+          <w:i/>
+        </w:rPr>
+        <w:t>Plectocarpon scrobiculatae</w:t>
+      </w:r>
+      <w:r>
+        <w:t xml:space="preserve"> (EN) (SLU Artdatabanken, 2024; Nitare &amp; Skogsstyrelsen, 2019).</w:t>
+      </w:r>
+    </w:p>
+    <w:p>
+      <w:r>
+        <w:rPr>
+          <w:b/>
+        </w:rPr>
+        <w:t xml:space="preserve">Taggfingersvamp (VU) </w:t>
+      </w:r>
+      <w:r>
+        <w:t>är knuten till granskogar med långvarig kontinuitet och bildar mykorrhiza med gran på rikare mark. Den totala populationen i landet bedöms ha minskat kraftigt och fortgående att minska, huvudsakligen p.g.a. att arealen örtrik äldre granskog har minskat de senaste 50 åren. Den hotas främst av skogsavverkning och tycks försvinna efter slutavverkning, markberedning och plantering och det saknas uppgifter om fynd i planterad skog eller sekundär granskog uppkommen på kalmark. Taggfingersvamp är placerad högst upp i Skogsstyrelsens värdepyramid för bedömning av skog med höga naturvärden. Områdesskydd är en viktig åtgärd för att bevara artens förekomster (SLU Artdatabanken, 2024; Nitare &amp; Skogsstyrelsen, 2019).</w:t>
+      </w:r>
+    </w:p>
+    <w:p>
+      <w:r>
+        <w:rPr>
+          <w:b/>
+        </w:rPr>
         <w:t>Ullticka (NT)</w:t>
       </w:r>
       <w:r>
@@ -306,6 +377,17 @@
       </w:r>
       <w:r>
         <w:t>. De två sistnämnda arterna står för närvarande (2020) som ej bedömda i rödlistan (SLU Artdatabanken, 2024; Nitare &amp; Skogsstyrelsen, 2019; Miettinen &amp; Niemelä, 2018).</w:t>
+      </w:r>
+    </w:p>
+    <w:p>
+      <w:r>
+        <w:rPr>
+          <w:b/>
+        </w:rPr>
+        <w:t>Vitgrynig nållav (NT)</w:t>
+      </w:r>
+      <w:r>
+        <w:t xml:space="preserve"> växer nästan uteslutande på bark av gamla, senvuxna granar i skuggiga lägen med hög och jämn luftfuktighet. Den vanligaste naturtypen för arten är kontinuitetsskogar på frisk mark men den finns också i sumpgranskogar. På lång sikt utgör avverkningar av olikåldriga granskogar av naturskogskaraktär ett allvarligt hot mot arten och skogsbruksåtgärder på eller i närheten av växtplatserna bör undvikas. Naturskogsartade, fuktiga granskogar med förekomster av arten signalerar höga biologiska värden och bör bevaras (SLU Artdatabanken, 2024; Nitare &amp; Skogsstyrelsen, 2019).</w:t>
       </w:r>
     </w:p>
     <w:p>
@@ -468,7 +550,7 @@
         <w:rPr>
           <w:i/>
         </w:rPr>
-        <w:t>I det avverkningsanmälda skogsområdet har 6 naturvårdsarter varav 6 rödlistade arter sina livsmiljöer och växtplatser.</w:t>
+        <w:t>I det avverkningsanmälda skogsområdet har 12 naturvårdsarter varav 11 rödlistade arter sina livsmiljöer och växtplatser.</w:t>
       </w:r>
     </w:p>
     <w:p>
@@ -665,7 +747,122 @@
         <w:pStyle w:val="Title"/>
       </w:pPr>
       <w:r>
-        <w:t>BILAGA 1 – Fridlysta arter</w:t>
+        <w:t>BILAGA 1 –</w:t>
+        <w:br/>
+        <w:t>Fridlysta och rödlistade arter</w:t>
+      </w:r>
+    </w:p>
+    <w:p>
+      <w:pPr>
+        <w:pStyle w:val="Heading1"/>
+      </w:pPr>
+      <w:r>
+        <w:t>Lunglav – ekologi samt krav på livsmiljön</w:t>
+      </w:r>
+    </w:p>
+    <w:p>
+      <w:r>
+        <w:t>Lunglav (NT) är en av vårt lands främsta signalarter som överallt indikerar gamla lövträd, skogsbestånd med höga naturvärden och ekosystem med lång skoglig kontinuitet. Lokalt kan förekomsten vara mycket riklig men den hittas nästan enbart i gamla och ej slutavverkade skogar. Artens samtliga förekomster bör uppmärksammas från naturvårdssynpunkt, då många lokaler även hyser andra ovanliga och rödlistade arter. Rikliga förekomster bör skyddas med biotopskydd, frivilliga avsättningar eller reservat (SLU Artdatabanken, 2024; Nitare &amp; Skogsstyrelsen, 2019).</w:t>
+      </w:r>
+    </w:p>
+    <w:p>
+      <w:r>
+        <w:t xml:space="preserve">På lunglav kan man sällsynt finna små svarta skivlika bildningar som liknar apothecier men som är en parasitisk svamp, Lunglavsknapp </w:t>
+      </w:r>
+      <w:r>
+        <w:rPr>
+          <w:i/>
+        </w:rPr>
+        <w:t>Plectocarpon lichenum</w:t>
+      </w:r>
+      <w:r>
+        <w:t xml:space="preserve"> (VU). Det finns ytterligare ett antal parasiter vilka bara förekommer på lunglav: Skrovelmössing </w:t>
+      </w:r>
+      <w:r>
+        <w:rPr>
+          <w:i/>
+        </w:rPr>
+        <w:t>Dactylospora lobariella</w:t>
+      </w:r>
+      <w:r>
+        <w:t xml:space="preserve"> (rödlistad som Kunskapsbrist DD) och Lunglavshårprick </w:t>
+      </w:r>
+      <w:r>
+        <w:rPr>
+          <w:i/>
+        </w:rPr>
+        <w:t>Niesslia lobariae</w:t>
+      </w:r>
+      <w:r>
+        <w:t xml:space="preserve"> (rödlistad som Kunskapsbrist DD). Skrovelmössing (DD) har små svarta apothecier och bruna, 1-septerade sporer och Lunglavshårprick (DD) har brunhåriga perithecier och färglösa, 1-septerade sporer. Nyligen har ytterligare två lavparasiter påträffats i Sverige som växer på lunglav: </w:t>
+      </w:r>
+      <w:r>
+        <w:rPr>
+          <w:i/>
+        </w:rPr>
+        <w:t>Calycina alstrupii</w:t>
+      </w:r>
+      <w:r>
+        <w:t xml:space="preserve"> (NA) och </w:t>
+      </w:r>
+      <w:r>
+        <w:rPr>
+          <w:i/>
+        </w:rPr>
+        <w:t>Chalara lobariae</w:t>
+      </w:r>
+      <w:r>
+        <w:t xml:space="preserve"> (NA) (SLU Artdatabanken, 2025; SLU Artdatabanken, 2024; Nitare &amp; Skogsstyrelsen, 2019).</w:t>
+      </w:r>
+    </w:p>
+    <w:p>
+      <w:pPr>
+        <w:pStyle w:val="Heading2"/>
+      </w:pPr>
+      <w:r>
+        <w:t>Referenser – lunglav</w:t>
+      </w:r>
+    </w:p>
+    <w:p>
+      <w:r>
+        <w:t xml:space="preserve">Nitare, J. och Skogsstyrelsen, 2019. </w:t>
+      </w:r>
+      <w:r>
+        <w:rPr>
+          <w:i/>
+        </w:rPr>
+        <w:t xml:space="preserve">Skyddsvärd skog – Naturvårdsarter och andra kriterier för naturvärdesbedömning. </w:t>
+      </w:r>
+      <w:r>
+        <w:t>Skogsstyrelsen.</w:t>
+      </w:r>
+    </w:p>
+    <w:p>
+      <w:r>
+        <w:t xml:space="preserve">SLU Artdatabanken, 2024. </w:t>
+      </w:r>
+      <w:r>
+        <w:rPr>
+          <w:i/>
+        </w:rPr>
+        <w:t xml:space="preserve">Artfaktablad. Naturvård – artfakta. </w:t>
+      </w:r>
+      <w:r>
+        <w:t>SLU Artdatabanken, Uppsala.</w:t>
+      </w:r>
+    </w:p>
+    <w:p>
+      <w:r>
+        <w:t xml:space="preserve">SLU Artdatabanken, 2025. </w:t>
+      </w:r>
+      <w:r>
+        <w:rPr>
+          <w:i/>
+        </w:rPr>
+        <w:t xml:space="preserve">Över 20 nya lavparasiter för Sverige. </w:t>
+      </w:r>
+      <w:r>
+        <w:t>https://www.slu.se/artdatabanken/arter-och-natur/artiklar/over-20-nya-lavparasiter-for-sverige/</w:t>
       </w:r>
     </w:p>
     <w:p>
@@ -999,7 +1196,7 @@
     <w:r>
       <w:tab/>
       <w:tab/>
-      <w:t>2025-11-06</w:t>
+      <w:t>2025-11-07</w:t>
       <w:br/>
       <w:br/>
     </w:r>

--- a/klagomål/A 30921-2025 FSC-klagomål.docx
+++ b/klagomål/A 30921-2025 FSC-klagomål.docx
@@ -1196,7 +1196,7 @@
     <w:r>
       <w:tab/>
       <w:tab/>
-      <w:t>2025-11-07</w:t>
+      <w:t>2025-11-08</w:t>
       <w:br/>
       <w:br/>
     </w:r>

--- a/klagomål/A 30921-2025 FSC-klagomål.docx
+++ b/klagomål/A 30921-2025 FSC-klagomål.docx
@@ -1196,7 +1196,7 @@
     <w:r>
       <w:tab/>
       <w:tab/>
-      <w:t>2025-11-08</w:t>
+      <w:t>2025-11-09</w:t>
       <w:br/>
       <w:br/>
     </w:r>

--- a/klagomål/A 30921-2025 FSC-klagomål.docx
+++ b/klagomål/A 30921-2025 FSC-klagomål.docx
@@ -1196,7 +1196,7 @@
     <w:r>
       <w:tab/>
       <w:tab/>
-      <w:t>2025-11-09</w:t>
+      <w:t>2025-11-10</w:t>
       <w:br/>
       <w:br/>
     </w:r>

--- a/klagomål/A 30921-2025 FSC-klagomål.docx
+++ b/klagomål/A 30921-2025 FSC-klagomål.docx
@@ -1196,7 +1196,7 @@
     <w:r>
       <w:tab/>
       <w:tab/>
-      <w:t>2025-11-10</w:t>
+      <w:t>2025-11-11</w:t>
       <w:br/>
       <w:br/>
     </w:r>

--- a/klagomål/A 30921-2025 FSC-klagomål.docx
+++ b/klagomål/A 30921-2025 FSC-klagomål.docx
@@ -1196,7 +1196,7 @@
     <w:r>
       <w:tab/>
       <w:tab/>
-      <w:t>2025-11-11</w:t>
+      <w:t>2025-11-12</w:t>
       <w:br/>
       <w:br/>
     </w:r>

--- a/klagomål/A 30921-2025 FSC-klagomål.docx
+++ b/klagomål/A 30921-2025 FSC-klagomål.docx
@@ -1196,7 +1196,7 @@
     <w:r>
       <w:tab/>
       <w:tab/>
-      <w:t>2025-11-12</w:t>
+      <w:t>2025-11-13</w:t>
       <w:br/>
       <w:br/>
     </w:r>

--- a/klagomål/A 30921-2025 FSC-klagomål.docx
+++ b/klagomål/A 30921-2025 FSC-klagomål.docx
@@ -191,7 +191,7 @@
     </w:p>
     <w:p>
       <w:r>
-        <w:t>I avverkningsanmälan har följande 12 naturvårdsarter hittats: taggfingersvamp (VU), doftskinn (NT), garnlav (NT), granticka (NT), gränsticka (NT), lunglav (NT), skrovellav (NT), spillkråka (NT, §4), tretåig hackspett (NT, §4), ullticka (NT), vitgrynig nållav (NT) och diskvaxskivling (S). Av dessa är 11 rödlistade. För rödlistade arter har rödlistekategorin angivits inom parentes. Arter som är signalarter enligt Skogsstyrelsen har markerats med (S). För fridlysta arter anges även paragrafen i Artskyddsförordningen som arten är fridlyst enligt.</w:t>
+        <w:t>I avverkningsanmälan har följande 11 naturvårdsarter hittats: doftskinn (NT), garnlav (NT), granticka (NT), gränsticka (NT), lunglav (NT), skrovellav (NT), spillkråka (NT, §4), tretåig hackspett (NT, §4), ullticka (NT), vitgrynig nållav (NT) och diskvaxskivling (S). Av dessa är 10 rödlistade. För rödlistade arter har rödlistekategorin angivits inom parentes. Arter som är signalarter enligt Skogsstyrelsen har markerats med (S). För fridlysta arter anges även paragrafen i Artskyddsförordningen som arten är fridlyst enligt.</w:t>
       </w:r>
     </w:p>
     <w:p>
@@ -344,17 +344,6 @@
         <w:rPr>
           <w:b/>
         </w:rPr>
-        <w:t xml:space="preserve">Taggfingersvamp (VU) </w:t>
-      </w:r>
-      <w:r>
-        <w:t>är knuten till granskogar med långvarig kontinuitet och bildar mykorrhiza med gran på rikare mark. Den totala populationen i landet bedöms ha minskat kraftigt och fortgående att minska, huvudsakligen p.g.a. att arealen örtrik äldre granskog har minskat de senaste 50 åren. Den hotas främst av skogsavverkning och tycks försvinna efter slutavverkning, markberedning och plantering och det saknas uppgifter om fynd i planterad skog eller sekundär granskog uppkommen på kalmark. Taggfingersvamp är placerad högst upp i Skogsstyrelsens värdepyramid för bedömning av skog med höga naturvärden. Områdesskydd är en viktig åtgärd för att bevara artens förekomster (SLU Artdatabanken, 2024; Nitare &amp; Skogsstyrelsen, 2019).</w:t>
-      </w:r>
-    </w:p>
-    <w:p>
-      <w:r>
-        <w:rPr>
-          <w:b/>
-        </w:rPr>
         <w:t>Ullticka (NT)</w:t>
       </w:r>
       <w:r>
@@ -550,7 +539,7 @@
         <w:rPr>
           <w:i/>
         </w:rPr>
-        <w:t>I det avverkningsanmälda skogsområdet har 12 naturvårdsarter varav 11 rödlistade arter sina livsmiljöer och växtplatser.</w:t>
+        <w:t>I det avverkningsanmälda skogsområdet har 11 naturvårdsarter varav 10 rödlistade arter sina livsmiljöer och växtplatser.</w:t>
       </w:r>
     </w:p>
     <w:p>
@@ -1196,7 +1185,7 @@
     <w:r>
       <w:tab/>
       <w:tab/>
-      <w:t>2025-11-13</w:t>
+      <w:t>2025-11-14</w:t>
       <w:br/>
       <w:br/>
     </w:r>

--- a/klagomål/A 30921-2025 FSC-klagomål.docx
+++ b/klagomål/A 30921-2025 FSC-klagomål.docx
@@ -1185,7 +1185,7 @@
     <w:r>
       <w:tab/>
       <w:tab/>
-      <w:t>2025-11-14</w:t>
+      <w:t>2025-11-15</w:t>
       <w:br/>
       <w:br/>
     </w:r>

--- a/klagomål/A 30921-2025 FSC-klagomål.docx
+++ b/klagomål/A 30921-2025 FSC-klagomål.docx
@@ -1185,7 +1185,7 @@
     <w:r>
       <w:tab/>
       <w:tab/>
-      <w:t>2025-11-15</w:t>
+      <w:t>2025-11-20</w:t>
       <w:br/>
       <w:br/>
     </w:r>

--- a/klagomål/A 30921-2025 FSC-klagomål.docx
+++ b/klagomål/A 30921-2025 FSC-klagomål.docx
@@ -1185,7 +1185,7 @@
     <w:r>
       <w:tab/>
       <w:tab/>
-      <w:t>2025-11-20</w:t>
+      <w:t>2025-11-21</w:t>
       <w:br/>
       <w:br/>
     </w:r>

--- a/klagomål/A 30921-2025 FSC-klagomål.docx
+++ b/klagomål/A 30921-2025 FSC-klagomål.docx
@@ -1185,7 +1185,7 @@
     <w:r>
       <w:tab/>
       <w:tab/>
-      <w:t>2025-11-21</w:t>
+      <w:t>2025-11-22</w:t>
       <w:br/>
       <w:br/>
     </w:r>

--- a/klagomål/A 30921-2025 FSC-klagomål.docx
+++ b/klagomål/A 30921-2025 FSC-klagomål.docx
@@ -1185,7 +1185,7 @@
     <w:r>
       <w:tab/>
       <w:tab/>
-      <w:t>2025-11-22</w:t>
+      <w:t>2025-11-23</w:t>
       <w:br/>
       <w:br/>
     </w:r>

--- a/klagomål/A 30921-2025 FSC-klagomål.docx
+++ b/klagomål/A 30921-2025 FSC-klagomål.docx
@@ -1185,7 +1185,7 @@
     <w:r>
       <w:tab/>
       <w:tab/>
-      <w:t>2025-11-23</w:t>
+      <w:t>2025-11-24</w:t>
       <w:br/>
       <w:br/>
     </w:r>

--- a/klagomål/A 30921-2025 FSC-klagomål.docx
+++ b/klagomål/A 30921-2025 FSC-klagomål.docx
@@ -1185,7 +1185,7 @@
     <w:r>
       <w:tab/>
       <w:tab/>
-      <w:t>2025-11-24</w:t>
+      <w:t>2025-11-25</w:t>
       <w:br/>
       <w:br/>
     </w:r>

--- a/klagomål/A 30921-2025 FSC-klagomål.docx
+++ b/klagomål/A 30921-2025 FSC-klagomål.docx
@@ -1185,7 +1185,7 @@
     <w:r>
       <w:tab/>
       <w:tab/>
-      <w:t>2025-11-25</w:t>
+      <w:t>2025-11-26</w:t>
       <w:br/>
       <w:br/>
     </w:r>

--- a/klagomål/A 30921-2025 FSC-klagomål.docx
+++ b/klagomål/A 30921-2025 FSC-klagomål.docx
@@ -1185,7 +1185,7 @@
     <w:r>
       <w:tab/>
       <w:tab/>
-      <w:t>2025-11-26</w:t>
+      <w:t>2025-11-27</w:t>
       <w:br/>
       <w:br/>
     </w:r>

--- a/klagomål/A 30921-2025 FSC-klagomål.docx
+++ b/klagomål/A 30921-2025 FSC-klagomål.docx
@@ -1185,7 +1185,7 @@
     <w:r>
       <w:tab/>
       <w:tab/>
-      <w:t>2025-11-27</w:t>
+      <w:t>2025-11-28</w:t>
       <w:br/>
       <w:br/>
     </w:r>

--- a/klagomål/A 30921-2025 FSC-klagomål.docx
+++ b/klagomål/A 30921-2025 FSC-klagomål.docx
@@ -1185,7 +1185,7 @@
     <w:r>
       <w:tab/>
       <w:tab/>
-      <w:t>2025-11-28</w:t>
+      <w:t>2025-11-29</w:t>
       <w:br/>
       <w:br/>
     </w:r>

--- a/klagomål/A 30921-2025 FSC-klagomål.docx
+++ b/klagomål/A 30921-2025 FSC-klagomål.docx
@@ -1185,7 +1185,7 @@
     <w:r>
       <w:tab/>
       <w:tab/>
-      <w:t>2025-11-29</w:t>
+      <w:t>2025-11-30</w:t>
       <w:br/>
       <w:br/>
     </w:r>

--- a/klagomål/A 30921-2025 FSC-klagomål.docx
+++ b/klagomål/A 30921-2025 FSC-klagomål.docx
@@ -1185,7 +1185,7 @@
     <w:r>
       <w:tab/>
       <w:tab/>
-      <w:t>2025-11-30</w:t>
+      <w:t>2025-12-01</w:t>
       <w:br/>
       <w:br/>
     </w:r>

--- a/klagomål/A 30921-2025 FSC-klagomål.docx
+++ b/klagomål/A 30921-2025 FSC-klagomål.docx
@@ -1185,7 +1185,7 @@
     <w:r>
       <w:tab/>
       <w:tab/>
-      <w:t>2025-12-01</w:t>
+      <w:t>2025-12-02</w:t>
       <w:br/>
       <w:br/>
     </w:r>

--- a/klagomål/A 30921-2025 FSC-klagomål.docx
+++ b/klagomål/A 30921-2025 FSC-klagomål.docx
@@ -1185,7 +1185,7 @@
     <w:r>
       <w:tab/>
       <w:tab/>
-      <w:t>2025-12-02</w:t>
+      <w:t>2025-12-03</w:t>
       <w:br/>
       <w:br/>
     </w:r>

--- a/klagomål/A 30921-2025 FSC-klagomål.docx
+++ b/klagomål/A 30921-2025 FSC-klagomål.docx
@@ -1185,7 +1185,7 @@
     <w:r>
       <w:tab/>
       <w:tab/>
-      <w:t>2025-12-03</w:t>
+      <w:t>2025-12-04</w:t>
       <w:br/>
       <w:br/>
     </w:r>

--- a/klagomål/A 30921-2025 FSC-klagomål.docx
+++ b/klagomål/A 30921-2025 FSC-klagomål.docx
@@ -1185,7 +1185,7 @@
     <w:r>
       <w:tab/>
       <w:tab/>
-      <w:t>2025-12-04</w:t>
+      <w:t>2025-12-05</w:t>
       <w:br/>
       <w:br/>
     </w:r>

--- a/klagomål/A 30921-2025 FSC-klagomål.docx
+++ b/klagomål/A 30921-2025 FSC-klagomål.docx
@@ -1185,7 +1185,7 @@
     <w:r>
       <w:tab/>
       <w:tab/>
-      <w:t>2025-12-05</w:t>
+      <w:t>2025-12-06</w:t>
       <w:br/>
       <w:br/>
     </w:r>

--- a/klagomål/A 30921-2025 FSC-klagomål.docx
+++ b/klagomål/A 30921-2025 FSC-klagomål.docx
@@ -1185,7 +1185,7 @@
     <w:r>
       <w:tab/>
       <w:tab/>
-      <w:t>2025-12-06</w:t>
+      <w:t>2025-12-07</w:t>
       <w:br/>
       <w:br/>
     </w:r>

--- a/klagomål/A 30921-2025 FSC-klagomål.docx
+++ b/klagomål/A 30921-2025 FSC-klagomål.docx
@@ -1185,7 +1185,7 @@
     <w:r>
       <w:tab/>
       <w:tab/>
-      <w:t>2025-12-07</w:t>
+      <w:t>2025-12-08</w:t>
       <w:br/>
       <w:br/>
     </w:r>

--- a/klagomål/A 30921-2025 FSC-klagomål.docx
+++ b/klagomål/A 30921-2025 FSC-klagomål.docx
@@ -1185,7 +1185,7 @@
     <w:r>
       <w:tab/>
       <w:tab/>
-      <w:t>2025-12-08</w:t>
+      <w:t>2025-12-09</w:t>
       <w:br/>
       <w:br/>
     </w:r>
